--- a/设定/地理/天翼种城邦设定：云穹城邦.docx
+++ b/设定/地理/天翼种城邦设定：云穹城邦.docx
@@ -119,7 +119,7 @@
         <w:t>建立时间</w:t>
       </w:r>
       <w:r>
-        <w:t>：大灾变后约三十年，由风元素精灵演化</w:t>
+        <w:t>：大灾变后约十年，由风元素精灵演化</w:t>
       </w:r>
       <w:proofErr w:type="gramStart"/>
       <w:r>
@@ -127,7 +127,7 @@
       </w:r>
       <w:proofErr w:type="gramEnd"/>
       <w:r>
-        <w:t>开始构建</w:t>
+        <w:t>开始构建，此后数十年间陆续建成。</w:t>
       </w:r>
     </w:p>
     <w:p>
